--- a/.ai-workflow/work/tasks/현장방문대비/30 관리 산출물/개발/md2docx-styled/JSA-PF-CF-007_문서 위키 구조(목차).docx
+++ b/.ai-workflow/work/tasks/현장방문대비/30 관리 산출물/개발/md2docx-styled/JSA-PF-CF-007_문서 위키 구조(목차).docx
@@ -13,44 +13,94 @@
     <w:tbl>
       <w:tblPr>
         <w:tblStyle w:val="Table"/>
-        <w:tblW w:type="pct" w:w="5000"/>
+        <w:tblW w:w="9638" w:type="dxa"/>
+        <w:tblBorders>
+          <w:top w:val="single" w:sz="4" w:space="0" w:color="CDD1D5"/>
+          <w:left w:val="single" w:sz="4" w:space="0" w:color="CDD1D5"/>
+          <w:bottom w:val="single" w:sz="4" w:space="0" w:color="CDD1D5"/>
+          <w:right w:val="single" w:sz="4" w:space="0" w:color="CDD1D5"/>
+          <w:insideH w:val="single" w:sz="4" w:space="0" w:color="CDD1D5"/>
+          <w:insideV w:val="single" w:sz="4" w:space="0" w:color="CDD1D5"/>
+        </w:tblBorders>
         <w:tblLayout w:type="fixed"/>
+        <w:tblCellMar>
+          <w:top w:w="50" w:type="dxa"/>
+          <w:left w:w="100" w:type="dxa"/>
+          <w:bottom w:w="50" w:type="dxa"/>
+          <w:right w:w="100" w:type="dxa"/>
+        </w:tblCellMar>
         <w:tblLook w:firstRow="1" w:lastRow="0" w:firstColumn="0" w:lastColumn="0" w:noHBand="0" w:noVBand="0" w:val="0020"/>
       </w:tblPr>
       <w:tblGrid>
-        <w:gridCol w:w="1884"/>
-        <w:gridCol w:w="6035"/>
+        <w:gridCol w:w="2293"/>
+        <w:gridCol w:w="7345"/>
       </w:tblGrid>
       <w:tr>
         <w:trPr>
+          <w:cantSplit/>
           <w:tblHeader w:val="on"/>
         </w:trPr>
         <w:tc>
-          <w:tcPr/>
-          <w:p>
-            <w:pPr>
-              <w:pStyle w:val="Compact"/>
-            </w:pPr>
-            <w:r>
+          <w:tcPr>
+            <w:tcW w:w="2293" w:type="dxa"/>
+            <w:tcBorders>
+              <w:top w:val="single" w:sz="4" w:space="0" w:color="90A9C6"/>
+              <w:left w:val="single" w:sz="4" w:space="0" w:color="90A9C6"/>
+              <w:bottom w:val="single" w:sz="4" w:space="0" w:color="90A9C6"/>
+              <w:right w:val="single" w:sz="4" w:space="0" w:color="90A9C6"/>
+            </w:tcBorders>
+            <w:shd w:val="clear" w:color="auto" w:fill="D6E0EB"/>
+            <w:vAlign w:val="center"/>
+          </w:tcPr>
+          <w:p>
+            <w:pPr>
+              <w:pStyle w:val="Compact"/>
+            </w:pPr>
+            <w:r>
+              <w:rPr>
+                <w:b/>
+                <w:bCs/>
+                <w:color w:val="131416"/>
+              </w:rPr>
               <w:t xml:space="preserve">항목</w:t>
             </w:r>
           </w:p>
         </w:tc>
         <w:tc>
-          <w:tcPr/>
-          <w:p>
-            <w:pPr>
-              <w:pStyle w:val="Compact"/>
-            </w:pPr>
-            <w:r>
+          <w:tcPr>
+            <w:tcW w:w="7345" w:type="dxa"/>
+            <w:tcBorders>
+              <w:top w:val="single" w:sz="4" w:space="0" w:color="90A9C6"/>
+              <w:left w:val="single" w:sz="4" w:space="0" w:color="90A9C6"/>
+              <w:bottom w:val="single" w:sz="4" w:space="0" w:color="90A9C6"/>
+              <w:right w:val="single" w:sz="4" w:space="0" w:color="90A9C6"/>
+            </w:tcBorders>
+            <w:shd w:val="clear" w:color="auto" w:fill="D6E0EB"/>
+            <w:vAlign w:val="center"/>
+          </w:tcPr>
+          <w:p>
+            <w:pPr>
+              <w:pStyle w:val="Compact"/>
+            </w:pPr>
+            <w:r>
+              <w:rPr>
+                <w:b/>
+                <w:bCs/>
+                <w:color w:val="131416"/>
+              </w:rPr>
               <w:t xml:space="preserve">내용</w:t>
             </w:r>
           </w:p>
         </w:tc>
       </w:tr>
       <w:tr>
-        <w:tc>
-          <w:tcPr/>
+        <w:trPr>
+          <w:cantSplit/>
+        </w:trPr>
+        <w:tc>
+          <w:tcPr>
+            <w:tcW w:w="2293" w:type="dxa"/>
+          </w:tcPr>
           <w:p>
             <w:pPr>
               <w:pStyle w:val="Compact"/>
@@ -61,7 +111,9 @@
           </w:p>
         </w:tc>
         <w:tc>
-          <w:tcPr/>
+          <w:tcPr>
+            <w:tcW w:w="7345" w:type="dxa"/>
+          </w:tcPr>
           <w:p>
             <w:pPr>
               <w:pStyle w:val="Compact"/>
@@ -73,8 +125,13 @@
         </w:tc>
       </w:tr>
       <w:tr>
-        <w:tc>
-          <w:tcPr/>
+        <w:trPr>
+          <w:cantSplit/>
+        </w:trPr>
+        <w:tc>
+          <w:tcPr>
+            <w:tcW w:w="2293" w:type="dxa"/>
+          </w:tcPr>
           <w:p>
             <w:pPr>
               <w:pStyle w:val="Compact"/>
@@ -85,7 +142,9 @@
           </w:p>
         </w:tc>
         <w:tc>
-          <w:tcPr/>
+          <w:tcPr>
+            <w:tcW w:w="7345" w:type="dxa"/>
+          </w:tcPr>
           <w:p>
             <w:pPr>
               <w:pStyle w:val="Compact"/>
@@ -97,8 +156,13 @@
         </w:tc>
       </w:tr>
       <w:tr>
-        <w:tc>
-          <w:tcPr/>
+        <w:trPr>
+          <w:cantSplit/>
+        </w:trPr>
+        <w:tc>
+          <w:tcPr>
+            <w:tcW w:w="2293" w:type="dxa"/>
+          </w:tcPr>
           <w:p>
             <w:pPr>
               <w:pStyle w:val="Compact"/>
@@ -109,7 +173,9 @@
           </w:p>
         </w:tc>
         <w:tc>
-          <w:tcPr/>
+          <w:tcPr>
+            <w:tcW w:w="7345" w:type="dxa"/>
+          </w:tcPr>
           <w:p>
             <w:pPr>
               <w:pStyle w:val="Compact"/>
@@ -121,8 +187,13 @@
         </w:tc>
       </w:tr>
       <w:tr>
-        <w:tc>
-          <w:tcPr/>
+        <w:trPr>
+          <w:cantSplit/>
+        </w:trPr>
+        <w:tc>
+          <w:tcPr>
+            <w:tcW w:w="2293" w:type="dxa"/>
+          </w:tcPr>
           <w:p>
             <w:pPr>
               <w:pStyle w:val="Compact"/>
@@ -133,7 +204,9 @@
           </w:p>
         </w:tc>
         <w:tc>
-          <w:tcPr/>
+          <w:tcPr>
+            <w:tcW w:w="7345" w:type="dxa"/>
+          </w:tcPr>
           <w:p>
             <w:pPr>
               <w:pStyle w:val="Compact"/>
@@ -145,8 +218,13 @@
         </w:tc>
       </w:tr>
       <w:tr>
-        <w:tc>
-          <w:tcPr/>
+        <w:trPr>
+          <w:cantSplit/>
+        </w:trPr>
+        <w:tc>
+          <w:tcPr>
+            <w:tcW w:w="2293" w:type="dxa"/>
+          </w:tcPr>
           <w:p>
             <w:pPr>
               <w:pStyle w:val="Compact"/>
@@ -157,7 +235,9 @@
           </w:p>
         </w:tc>
         <w:tc>
-          <w:tcPr/>
+          <w:tcPr>
+            <w:tcW w:w="7345" w:type="dxa"/>
+          </w:tcPr>
           <w:p>
             <w:pPr>
               <w:pStyle w:val="Compact"/>
@@ -169,8 +249,13 @@
         </w:tc>
       </w:tr>
       <w:tr>
-        <w:tc>
-          <w:tcPr/>
+        <w:trPr>
+          <w:cantSplit/>
+        </w:trPr>
+        <w:tc>
+          <w:tcPr>
+            <w:tcW w:w="2293" w:type="dxa"/>
+          </w:tcPr>
           <w:p>
             <w:pPr>
               <w:pStyle w:val="Compact"/>
@@ -181,7 +266,9 @@
           </w:p>
         </w:tc>
         <w:tc>
-          <w:tcPr/>
+          <w:tcPr>
+            <w:tcW w:w="7345" w:type="dxa"/>
+          </w:tcPr>
           <w:p>
             <w:pPr>
               <w:pStyle w:val="Compact"/>
@@ -193,8 +280,13 @@
         </w:tc>
       </w:tr>
       <w:tr>
-        <w:tc>
-          <w:tcPr/>
+        <w:trPr>
+          <w:cantSplit/>
+        </w:trPr>
+        <w:tc>
+          <w:tcPr>
+            <w:tcW w:w="2293" w:type="dxa"/>
+          </w:tcPr>
           <w:p>
             <w:pPr>
               <w:pStyle w:val="Compact"/>
@@ -205,7 +297,9 @@
           </w:p>
         </w:tc>
         <w:tc>
-          <w:tcPr/>
+          <w:tcPr>
+            <w:tcW w:w="7345" w:type="dxa"/>
+          </w:tcPr>
           <w:p>
             <w:pPr>
               <w:pStyle w:val="Compact"/>
@@ -228,80 +322,175 @@
     <w:tbl>
       <w:tblPr>
         <w:tblStyle w:val="Table"/>
-        <w:tblW w:type="pct" w:w="5000"/>
+        <w:tblW w:w="9638" w:type="dxa"/>
+        <w:tblBorders>
+          <w:top w:val="single" w:sz="4" w:space="0" w:color="CDD1D5"/>
+          <w:left w:val="single" w:sz="4" w:space="0" w:color="CDD1D5"/>
+          <w:bottom w:val="single" w:sz="4" w:space="0" w:color="CDD1D5"/>
+          <w:right w:val="single" w:sz="4" w:space="0" w:color="CDD1D5"/>
+          <w:insideH w:val="single" w:sz="4" w:space="0" w:color="CDD1D5"/>
+          <w:insideV w:val="single" w:sz="4" w:space="0" w:color="CDD1D5"/>
+        </w:tblBorders>
         <w:tblLayout w:type="fixed"/>
+        <w:tblCellMar>
+          <w:top w:w="50" w:type="dxa"/>
+          <w:left w:w="100" w:type="dxa"/>
+          <w:bottom w:w="50" w:type="dxa"/>
+          <w:right w:w="100" w:type="dxa"/>
+        </w:tblCellMar>
         <w:tblLook w:firstRow="1" w:lastRow="0" w:firstColumn="0" w:lastColumn="0" w:noHBand="0" w:noVBand="0" w:val="0020"/>
       </w:tblPr>
       <w:tblGrid>
-        <w:gridCol w:w="1526"/>
-        <w:gridCol w:w="1622"/>
-        <w:gridCol w:w="1717"/>
-        <w:gridCol w:w="1526"/>
-        <w:gridCol w:w="1526"/>
+        <w:gridCol w:w="1858"/>
+        <w:gridCol w:w="1975"/>
+        <w:gridCol w:w="2090"/>
+        <w:gridCol w:w="1858"/>
+        <w:gridCol w:w="1857"/>
       </w:tblGrid>
       <w:tr>
         <w:trPr>
+          <w:cantSplit/>
           <w:tblHeader w:val="on"/>
         </w:trPr>
         <w:tc>
-          <w:tcPr/>
-          <w:p>
-            <w:pPr>
-              <w:pStyle w:val="Compact"/>
-            </w:pPr>
-            <w:r>
+          <w:tcPr>
+            <w:tcW w:w="1858" w:type="dxa"/>
+            <w:tcBorders>
+              <w:top w:val="single" w:sz="4" w:space="0" w:color="90A9C6"/>
+              <w:left w:val="single" w:sz="4" w:space="0" w:color="90A9C6"/>
+              <w:bottom w:val="single" w:sz="4" w:space="0" w:color="90A9C6"/>
+              <w:right w:val="single" w:sz="4" w:space="0" w:color="90A9C6"/>
+            </w:tcBorders>
+            <w:shd w:val="clear" w:color="auto" w:fill="D6E0EB"/>
+            <w:vAlign w:val="center"/>
+          </w:tcPr>
+          <w:p>
+            <w:pPr>
+              <w:pStyle w:val="Compact"/>
+            </w:pPr>
+            <w:r>
+              <w:rPr>
+                <w:b/>
+                <w:bCs/>
+                <w:color w:val="131416"/>
+              </w:rPr>
               <w:t xml:space="preserve">버전</w:t>
             </w:r>
           </w:p>
         </w:tc>
         <w:tc>
-          <w:tcPr/>
-          <w:p>
-            <w:pPr>
-              <w:pStyle w:val="Compact"/>
-            </w:pPr>
-            <w:r>
+          <w:tcPr>
+            <w:tcW w:w="1975" w:type="dxa"/>
+            <w:tcBorders>
+              <w:top w:val="single" w:sz="4" w:space="0" w:color="90A9C6"/>
+              <w:left w:val="single" w:sz="4" w:space="0" w:color="90A9C6"/>
+              <w:bottom w:val="single" w:sz="4" w:space="0" w:color="90A9C6"/>
+              <w:right w:val="single" w:sz="4" w:space="0" w:color="90A9C6"/>
+            </w:tcBorders>
+            <w:shd w:val="clear" w:color="auto" w:fill="D6E0EB"/>
+            <w:vAlign w:val="center"/>
+          </w:tcPr>
+          <w:p>
+            <w:pPr>
+              <w:pStyle w:val="Compact"/>
+            </w:pPr>
+            <w:r>
+              <w:rPr>
+                <w:b/>
+                <w:bCs/>
+                <w:color w:val="131416"/>
+              </w:rPr>
               <w:t xml:space="preserve">날짜</w:t>
             </w:r>
           </w:p>
         </w:tc>
         <w:tc>
-          <w:tcPr/>
-          <w:p>
-            <w:pPr>
-              <w:pStyle w:val="Compact"/>
-            </w:pPr>
-            <w:r>
+          <w:tcPr>
+            <w:tcW w:w="2090" w:type="dxa"/>
+            <w:tcBorders>
+              <w:top w:val="single" w:sz="4" w:space="0" w:color="90A9C6"/>
+              <w:left w:val="single" w:sz="4" w:space="0" w:color="90A9C6"/>
+              <w:bottom w:val="single" w:sz="4" w:space="0" w:color="90A9C6"/>
+              <w:right w:val="single" w:sz="4" w:space="0" w:color="90A9C6"/>
+            </w:tcBorders>
+            <w:shd w:val="clear" w:color="auto" w:fill="D6E0EB"/>
+            <w:vAlign w:val="center"/>
+          </w:tcPr>
+          <w:p>
+            <w:pPr>
+              <w:pStyle w:val="Compact"/>
+            </w:pPr>
+            <w:r>
+              <w:rPr>
+                <w:b/>
+                <w:bCs/>
+                <w:color w:val="131416"/>
+              </w:rPr>
               <w:t xml:space="preserve">변경 내용</w:t>
             </w:r>
           </w:p>
         </w:tc>
         <w:tc>
-          <w:tcPr/>
-          <w:p>
-            <w:pPr>
-              <w:pStyle w:val="Compact"/>
-            </w:pPr>
-            <w:r>
+          <w:tcPr>
+            <w:tcW w:w="1858" w:type="dxa"/>
+            <w:tcBorders>
+              <w:top w:val="single" w:sz="4" w:space="0" w:color="90A9C6"/>
+              <w:left w:val="single" w:sz="4" w:space="0" w:color="90A9C6"/>
+              <w:bottom w:val="single" w:sz="4" w:space="0" w:color="90A9C6"/>
+              <w:right w:val="single" w:sz="4" w:space="0" w:color="90A9C6"/>
+            </w:tcBorders>
+            <w:shd w:val="clear" w:color="auto" w:fill="D6E0EB"/>
+            <w:vAlign w:val="center"/>
+          </w:tcPr>
+          <w:p>
+            <w:pPr>
+              <w:pStyle w:val="Compact"/>
+            </w:pPr>
+            <w:r>
+              <w:rPr>
+                <w:b/>
+                <w:bCs/>
+                <w:color w:val="131416"/>
+              </w:rPr>
               <w:t xml:space="preserve">작성자</w:t>
             </w:r>
           </w:p>
         </w:tc>
         <w:tc>
-          <w:tcPr/>
-          <w:p>
-            <w:pPr>
-              <w:pStyle w:val="Compact"/>
-            </w:pPr>
-            <w:r>
+          <w:tcPr>
+            <w:tcW w:w="1857" w:type="dxa"/>
+            <w:tcBorders>
+              <w:top w:val="single" w:sz="4" w:space="0" w:color="90A9C6"/>
+              <w:left w:val="single" w:sz="4" w:space="0" w:color="90A9C6"/>
+              <w:bottom w:val="single" w:sz="4" w:space="0" w:color="90A9C6"/>
+              <w:right w:val="single" w:sz="4" w:space="0" w:color="90A9C6"/>
+            </w:tcBorders>
+            <w:shd w:val="clear" w:color="auto" w:fill="D6E0EB"/>
+            <w:vAlign w:val="center"/>
+          </w:tcPr>
+          <w:p>
+            <w:pPr>
+              <w:pStyle w:val="Compact"/>
+            </w:pPr>
+            <w:r>
+              <w:rPr>
+                <w:b/>
+                <w:bCs/>
+                <w:color w:val="131416"/>
+              </w:rPr>
               <w:t xml:space="preserve">승인자</w:t>
             </w:r>
           </w:p>
         </w:tc>
       </w:tr>
       <w:tr>
-        <w:tc>
-          <w:tcPr/>
+        <w:trPr>
+          <w:cantSplit/>
+        </w:trPr>
+        <w:tc>
+          <w:tcPr>
+            <w:tcW w:w="1858" w:type="dxa"/>
+          </w:tcPr>
           <w:p>
             <w:pPr>
               <w:pStyle w:val="Compact"/>
@@ -312,7 +501,9 @@
           </w:p>
         </w:tc>
         <w:tc>
-          <w:tcPr/>
+          <w:tcPr>
+            <w:tcW w:w="1975" w:type="dxa"/>
+          </w:tcPr>
           <w:p>
             <w:pPr>
               <w:pStyle w:val="Compact"/>
@@ -323,7 +514,9 @@
           </w:p>
         </w:tc>
         <w:tc>
-          <w:tcPr/>
+          <w:tcPr>
+            <w:tcW w:w="2090" w:type="dxa"/>
+          </w:tcPr>
           <w:p>
             <w:pPr>
               <w:pStyle w:val="Compact"/>
@@ -334,7 +527,9 @@
           </w:p>
         </w:tc>
         <w:tc>
-          <w:tcPr/>
+          <w:tcPr>
+            <w:tcW w:w="1858" w:type="dxa"/>
+          </w:tcPr>
           <w:p>
             <w:pPr>
               <w:pStyle w:val="Compact"/>
@@ -345,7 +540,9 @@
           </w:p>
         </w:tc>
         <w:tc>
-          <w:tcPr/>
+          <w:tcPr>
+            <w:tcW w:w="1857" w:type="dxa"/>
+          </w:tcPr>
           <w:p>
             <w:pPr>
               <w:pStyle w:val="Compact"/>
@@ -487,56 +684,121 @@
     <w:tbl>
       <w:tblPr>
         <w:tblStyle w:val="Table"/>
-        <w:tblW w:type="pct" w:w="5000"/>
+        <w:tblW w:w="9638" w:type="dxa"/>
+        <w:tblBorders>
+          <w:top w:val="single" w:sz="4" w:space="0" w:color="CDD1D5"/>
+          <w:left w:val="single" w:sz="4" w:space="0" w:color="CDD1D5"/>
+          <w:bottom w:val="single" w:sz="4" w:space="0" w:color="CDD1D5"/>
+          <w:right w:val="single" w:sz="4" w:space="0" w:color="CDD1D5"/>
+          <w:insideH w:val="single" w:sz="4" w:space="0" w:color="CDD1D5"/>
+          <w:insideV w:val="single" w:sz="4" w:space="0" w:color="CDD1D5"/>
+        </w:tblBorders>
         <w:tblLayout w:type="fixed"/>
+        <w:tblCellMar>
+          <w:top w:w="50" w:type="dxa"/>
+          <w:left w:w="100" w:type="dxa"/>
+          <w:bottom w:w="50" w:type="dxa"/>
+          <w:right w:w="100" w:type="dxa"/>
+        </w:tblCellMar>
         <w:tblLook w:firstRow="1" w:lastRow="0" w:firstColumn="0" w:lastColumn="0" w:noHBand="0" w:noVBand="0" w:val="0020"/>
       </w:tblPr>
       <w:tblGrid>
-        <w:gridCol w:w="1020"/>
-        <w:gridCol w:w="2892"/>
-        <w:gridCol w:w="4007"/>
+        <w:gridCol w:w="1241"/>
+        <w:gridCol w:w="3520"/>
+        <w:gridCol w:w="4877"/>
       </w:tblGrid>
       <w:tr>
         <w:trPr>
+          <w:cantSplit/>
           <w:tblHeader w:val="on"/>
         </w:trPr>
         <w:tc>
-          <w:tcPr/>
-          <w:p>
-            <w:pPr>
-              <w:pStyle w:val="Compact"/>
-            </w:pPr>
-            <w:r>
+          <w:tcPr>
+            <w:tcW w:w="1241" w:type="dxa"/>
+            <w:tcBorders>
+              <w:top w:val="single" w:sz="4" w:space="0" w:color="90A9C6"/>
+              <w:left w:val="single" w:sz="4" w:space="0" w:color="90A9C6"/>
+              <w:bottom w:val="single" w:sz="4" w:space="0" w:color="90A9C6"/>
+              <w:right w:val="single" w:sz="4" w:space="0" w:color="90A9C6"/>
+            </w:tcBorders>
+            <w:shd w:val="clear" w:color="auto" w:fill="D6E0EB"/>
+            <w:vAlign w:val="center"/>
+          </w:tcPr>
+          <w:p>
+            <w:pPr>
+              <w:pStyle w:val="Compact"/>
+            </w:pPr>
+            <w:r>
+              <w:rPr>
+                <w:b/>
+                <w:bCs/>
+                <w:color w:val="131416"/>
+              </w:rPr>
               <w:t xml:space="preserve">저장소</w:t>
             </w:r>
           </w:p>
         </w:tc>
         <w:tc>
-          <w:tcPr/>
-          <w:p>
-            <w:pPr>
-              <w:pStyle w:val="Compact"/>
-            </w:pPr>
-            <w:r>
+          <w:tcPr>
+            <w:tcW w:w="3520" w:type="dxa"/>
+            <w:tcBorders>
+              <w:top w:val="single" w:sz="4" w:space="0" w:color="90A9C6"/>
+              <w:left w:val="single" w:sz="4" w:space="0" w:color="90A9C6"/>
+              <w:bottom w:val="single" w:sz="4" w:space="0" w:color="90A9C6"/>
+              <w:right w:val="single" w:sz="4" w:space="0" w:color="90A9C6"/>
+            </w:tcBorders>
+            <w:shd w:val="clear" w:color="auto" w:fill="D6E0EB"/>
+            <w:vAlign w:val="center"/>
+          </w:tcPr>
+          <w:p>
+            <w:pPr>
+              <w:pStyle w:val="Compact"/>
+            </w:pPr>
+            <w:r>
+              <w:rPr>
+                <w:b/>
+                <w:bCs/>
+                <w:color w:val="131416"/>
+              </w:rPr>
               <w:t xml:space="preserve">역할</w:t>
             </w:r>
           </w:p>
         </w:tc>
         <w:tc>
-          <w:tcPr/>
-          <w:p>
-            <w:pPr>
-              <w:pStyle w:val="Compact"/>
-            </w:pPr>
-            <w:r>
+          <w:tcPr>
+            <w:tcW w:w="4877" w:type="dxa"/>
+            <w:tcBorders>
+              <w:top w:val="single" w:sz="4" w:space="0" w:color="90A9C6"/>
+              <w:left w:val="single" w:sz="4" w:space="0" w:color="90A9C6"/>
+              <w:bottom w:val="single" w:sz="4" w:space="0" w:color="90A9C6"/>
+              <w:right w:val="single" w:sz="4" w:space="0" w:color="90A9C6"/>
+            </w:tcBorders>
+            <w:shd w:val="clear" w:color="auto" w:fill="D6E0EB"/>
+            <w:vAlign w:val="center"/>
+          </w:tcPr>
+          <w:p>
+            <w:pPr>
+              <w:pStyle w:val="Compact"/>
+            </w:pPr>
+            <w:r>
+              <w:rPr>
+                <w:b/>
+                <w:bCs/>
+                <w:color w:val="131416"/>
+              </w:rPr>
               <w:t xml:space="preserve">문서</w:t>
             </w:r>
           </w:p>
         </w:tc>
       </w:tr>
       <w:tr>
-        <w:tc>
-          <w:tcPr/>
+        <w:trPr>
+          <w:cantSplit/>
+        </w:trPr>
+        <w:tc>
+          <w:tcPr>
+            <w:tcW w:w="1241" w:type="dxa"/>
+          </w:tcPr>
           <w:p>
             <w:pPr>
               <w:pStyle w:val="Compact"/>
@@ -550,7 +812,9 @@
           </w:p>
         </w:tc>
         <w:tc>
-          <w:tcPr/>
+          <w:tcPr>
+            <w:tcW w:w="3520" w:type="dxa"/>
+          </w:tcPr>
           <w:p>
             <w:pPr>
               <w:pStyle w:val="Compact"/>
@@ -561,7 +825,9 @@
           </w:p>
         </w:tc>
         <w:tc>
-          <w:tcPr/>
+          <w:tcPr>
+            <w:tcW w:w="4877" w:type="dxa"/>
+          </w:tcPr>
           <w:p>
             <w:pPr>
               <w:pStyle w:val="Compact"/>
@@ -573,8 +839,13 @@
         </w:tc>
       </w:tr>
       <w:tr>
-        <w:tc>
-          <w:tcPr/>
+        <w:trPr>
+          <w:cantSplit/>
+        </w:trPr>
+        <w:tc>
+          <w:tcPr>
+            <w:tcW w:w="1241" w:type="dxa"/>
+          </w:tcPr>
           <w:p>
             <w:pPr>
               <w:pStyle w:val="Compact"/>
@@ -588,7 +859,9 @@
           </w:p>
         </w:tc>
         <w:tc>
-          <w:tcPr/>
+          <w:tcPr>
+            <w:tcW w:w="3520" w:type="dxa"/>
+          </w:tcPr>
           <w:p>
             <w:pPr>
               <w:pStyle w:val="Compact"/>
@@ -599,7 +872,9 @@
           </w:p>
         </w:tc>
         <w:tc>
-          <w:tcPr/>
+          <w:tcPr>
+            <w:tcW w:w="4877" w:type="dxa"/>
+          </w:tcPr>
           <w:p>
             <w:pPr>
               <w:pStyle w:val="Compact"/>
@@ -653,8 +928,13 @@
         </w:tc>
       </w:tr>
       <w:tr>
-        <w:tc>
-          <w:tcPr/>
+        <w:trPr>
+          <w:cantSplit/>
+        </w:trPr>
+        <w:tc>
+          <w:tcPr>
+            <w:tcW w:w="1241" w:type="dxa"/>
+          </w:tcPr>
           <w:p>
             <w:pPr>
               <w:pStyle w:val="Compact"/>
@@ -668,7 +948,9 @@
           </w:p>
         </w:tc>
         <w:tc>
-          <w:tcPr/>
+          <w:tcPr>
+            <w:tcW w:w="3520" w:type="dxa"/>
+          </w:tcPr>
           <w:p>
             <w:pPr>
               <w:pStyle w:val="Compact"/>
@@ -679,7 +961,9 @@
           </w:p>
         </w:tc>
         <w:tc>
-          <w:tcPr/>
+          <w:tcPr>
+            <w:tcW w:w="4877" w:type="dxa"/>
+          </w:tcPr>
           <w:p>
             <w:pPr>
               <w:pStyle w:val="Compact"/>
@@ -755,6 +1039,10 @@
     <w:p>
       <w:pPr>
         <w:pStyle w:val="SourceCode"/>
+        <w:pBdr>
+          <w:left w:val="single" w:sz="18" w:space="6" w:color="8A949E"/>
+        </w:pBdr>
+        <w:shd w:val="clear" w:color="auto" w:fill="F4F5F6"/>
       </w:pPr>
       <w:r>
         <w:rPr>
@@ -1055,68 +1343,148 @@
     <w:tbl>
       <w:tblPr>
         <w:tblStyle w:val="Table"/>
-        <w:tblW w:type="pct" w:w="5000"/>
+        <w:tblW w:w="9638" w:type="dxa"/>
+        <w:tblBorders>
+          <w:top w:val="single" w:sz="4" w:space="0" w:color="CDD1D5"/>
+          <w:left w:val="single" w:sz="4" w:space="0" w:color="CDD1D5"/>
+          <w:bottom w:val="single" w:sz="4" w:space="0" w:color="CDD1D5"/>
+          <w:right w:val="single" w:sz="4" w:space="0" w:color="CDD1D5"/>
+          <w:insideH w:val="single" w:sz="4" w:space="0" w:color="CDD1D5"/>
+          <w:insideV w:val="single" w:sz="4" w:space="0" w:color="CDD1D5"/>
+        </w:tblBorders>
         <w:tblLayout w:type="fixed"/>
+        <w:tblCellMar>
+          <w:top w:w="50" w:type="dxa"/>
+          <w:left w:w="100" w:type="dxa"/>
+          <w:bottom w:w="50" w:type="dxa"/>
+          <w:right w:w="100" w:type="dxa"/>
+        </w:tblCellMar>
         <w:tblLook w:firstRow="1" w:lastRow="0" w:firstColumn="0" w:lastColumn="0" w:noHBand="0" w:noVBand="0" w:val="0020"/>
       </w:tblPr>
       <w:tblGrid>
-        <w:gridCol w:w="662"/>
-        <w:gridCol w:w="3077"/>
-        <w:gridCol w:w="3201"/>
-        <w:gridCol w:w="978"/>
+        <w:gridCol w:w="806"/>
+        <w:gridCol w:w="3745"/>
+        <w:gridCol w:w="3896"/>
+        <w:gridCol w:w="1191"/>
       </w:tblGrid>
       <w:tr>
         <w:trPr>
+          <w:cantSplit/>
           <w:tblHeader w:val="on"/>
         </w:trPr>
         <w:tc>
-          <w:tcPr/>
-          <w:p>
-            <w:pPr>
-              <w:pStyle w:val="Compact"/>
-            </w:pPr>
-            <w:r>
+          <w:tcPr>
+            <w:tcW w:w="806" w:type="dxa"/>
+            <w:tcBorders>
+              <w:top w:val="single" w:sz="4" w:space="0" w:color="90A9C6"/>
+              <w:left w:val="single" w:sz="4" w:space="0" w:color="90A9C6"/>
+              <w:bottom w:val="single" w:sz="4" w:space="0" w:color="90A9C6"/>
+              <w:right w:val="single" w:sz="4" w:space="0" w:color="90A9C6"/>
+            </w:tcBorders>
+            <w:shd w:val="clear" w:color="auto" w:fill="D6E0EB"/>
+            <w:vAlign w:val="center"/>
+          </w:tcPr>
+          <w:p>
+            <w:pPr>
+              <w:pStyle w:val="Compact"/>
+            </w:pPr>
+            <w:r>
+              <w:rPr>
+                <w:b/>
+                <w:bCs/>
+                <w:color w:val="131416"/>
+              </w:rPr>
               <w:t xml:space="preserve">분류</w:t>
             </w:r>
           </w:p>
         </w:tc>
         <w:tc>
-          <w:tcPr/>
-          <w:p>
-            <w:pPr>
-              <w:pStyle w:val="Compact"/>
-            </w:pPr>
-            <w:r>
+          <w:tcPr>
+            <w:tcW w:w="3745" w:type="dxa"/>
+            <w:tcBorders>
+              <w:top w:val="single" w:sz="4" w:space="0" w:color="90A9C6"/>
+              <w:left w:val="single" w:sz="4" w:space="0" w:color="90A9C6"/>
+              <w:bottom w:val="single" w:sz="4" w:space="0" w:color="90A9C6"/>
+              <w:right w:val="single" w:sz="4" w:space="0" w:color="90A9C6"/>
+            </w:tcBorders>
+            <w:shd w:val="clear" w:color="auto" w:fill="D6E0EB"/>
+            <w:vAlign w:val="center"/>
+          </w:tcPr>
+          <w:p>
+            <w:pPr>
+              <w:pStyle w:val="Compact"/>
+            </w:pPr>
+            <w:r>
+              <w:rPr>
+                <w:b/>
+                <w:bCs/>
+                <w:color w:val="131416"/>
+              </w:rPr>
               <w:t xml:space="preserve">위치</w:t>
             </w:r>
           </w:p>
         </w:tc>
         <w:tc>
-          <w:tcPr/>
-          <w:p>
-            <w:pPr>
-              <w:pStyle w:val="Compact"/>
-            </w:pPr>
-            <w:r>
+          <w:tcPr>
+            <w:tcW w:w="3896" w:type="dxa"/>
+            <w:tcBorders>
+              <w:top w:val="single" w:sz="4" w:space="0" w:color="90A9C6"/>
+              <w:left w:val="single" w:sz="4" w:space="0" w:color="90A9C6"/>
+              <w:bottom w:val="single" w:sz="4" w:space="0" w:color="90A9C6"/>
+              <w:right w:val="single" w:sz="4" w:space="0" w:color="90A9C6"/>
+            </w:tcBorders>
+            <w:shd w:val="clear" w:color="auto" w:fill="D6E0EB"/>
+            <w:vAlign w:val="center"/>
+          </w:tcPr>
+          <w:p>
+            <w:pPr>
+              <w:pStyle w:val="Compact"/>
+            </w:pPr>
+            <w:r>
+              <w:rPr>
+                <w:b/>
+                <w:bCs/>
+                <w:color w:val="131416"/>
+              </w:rPr>
               <w:t xml:space="preserve">대표 문서</w:t>
             </w:r>
           </w:p>
         </w:tc>
         <w:tc>
-          <w:tcPr/>
-          <w:p>
-            <w:pPr>
-              <w:pStyle w:val="Compact"/>
-            </w:pPr>
-            <w:r>
+          <w:tcPr>
+            <w:tcW w:w="1191" w:type="dxa"/>
+            <w:tcBorders>
+              <w:top w:val="single" w:sz="4" w:space="0" w:color="90A9C6"/>
+              <w:left w:val="single" w:sz="4" w:space="0" w:color="90A9C6"/>
+              <w:bottom w:val="single" w:sz="4" w:space="0" w:color="90A9C6"/>
+              <w:right w:val="single" w:sz="4" w:space="0" w:color="90A9C6"/>
+            </w:tcBorders>
+            <w:shd w:val="clear" w:color="auto" w:fill="D6E0EB"/>
+            <w:vAlign w:val="center"/>
+          </w:tcPr>
+          <w:p>
+            <w:pPr>
+              <w:pStyle w:val="Compact"/>
+            </w:pPr>
+            <w:r>
+              <w:rPr>
+                <w:b/>
+                <w:bCs/>
+                <w:color w:val="131416"/>
+              </w:rPr>
               <w:t xml:space="preserve">담당</w:t>
             </w:r>
           </w:p>
         </w:tc>
       </w:tr>
       <w:tr>
-        <w:tc>
-          <w:tcPr/>
+        <w:trPr>
+          <w:cantSplit/>
+        </w:trPr>
+        <w:tc>
+          <w:tcPr>
+            <w:tcW w:w="806" w:type="dxa"/>
+          </w:tcPr>
           <w:p>
             <w:pPr>
               <w:pStyle w:val="Compact"/>
@@ -1127,7 +1495,9 @@
           </w:p>
         </w:tc>
         <w:tc>
-          <w:tcPr/>
+          <w:tcPr>
+            <w:tcW w:w="3745" w:type="dxa"/>
+          </w:tcPr>
           <w:p>
             <w:pPr>
               <w:pStyle w:val="Compact"/>
@@ -1165,7 +1535,9 @@
           </w:p>
         </w:tc>
         <w:tc>
-          <w:tcPr/>
+          <w:tcPr>
+            <w:tcW w:w="3896" w:type="dxa"/>
+          </w:tcPr>
           <w:p>
             <w:pPr>
               <w:pStyle w:val="Compact"/>
@@ -1176,7 +1548,9 @@
           </w:p>
         </w:tc>
         <w:tc>
-          <w:tcPr/>
+          <w:tcPr>
+            <w:tcW w:w="1191" w:type="dxa"/>
+          </w:tcPr>
           <w:p>
             <w:pPr>
               <w:pStyle w:val="Compact"/>
@@ -1188,8 +1562,13 @@
         </w:tc>
       </w:tr>
       <w:tr>
-        <w:tc>
-          <w:tcPr/>
+        <w:trPr>
+          <w:cantSplit/>
+        </w:trPr>
+        <w:tc>
+          <w:tcPr>
+            <w:tcW w:w="806" w:type="dxa"/>
+          </w:tcPr>
           <w:p>
             <w:pPr>
               <w:pStyle w:val="Compact"/>
@@ -1200,7 +1579,9 @@
           </w:p>
         </w:tc>
         <w:tc>
-          <w:tcPr/>
+          <w:tcPr>
+            <w:tcW w:w="3745" w:type="dxa"/>
+          </w:tcPr>
           <w:p>
             <w:pPr>
               <w:pStyle w:val="Compact"/>
@@ -1226,7 +1607,9 @@
           </w:p>
         </w:tc>
         <w:tc>
-          <w:tcPr/>
+          <w:tcPr>
+            <w:tcW w:w="3896" w:type="dxa"/>
+          </w:tcPr>
           <w:p>
             <w:pPr>
               <w:pStyle w:val="Compact"/>
@@ -1237,7 +1620,9 @@
           </w:p>
         </w:tc>
         <w:tc>
-          <w:tcPr/>
+          <w:tcPr>
+            <w:tcW w:w="1191" w:type="dxa"/>
+          </w:tcPr>
           <w:p>
             <w:pPr>
               <w:pStyle w:val="Compact"/>
@@ -1249,8 +1634,13 @@
         </w:tc>
       </w:tr>
       <w:tr>
-        <w:tc>
-          <w:tcPr/>
+        <w:trPr>
+          <w:cantSplit/>
+        </w:trPr>
+        <w:tc>
+          <w:tcPr>
+            <w:tcW w:w="806" w:type="dxa"/>
+          </w:tcPr>
           <w:p>
             <w:pPr>
               <w:pStyle w:val="Compact"/>
@@ -1261,7 +1651,9 @@
           </w:p>
         </w:tc>
         <w:tc>
-          <w:tcPr/>
+          <w:tcPr>
+            <w:tcW w:w="3745" w:type="dxa"/>
+          </w:tcPr>
           <w:p>
             <w:pPr>
               <w:pStyle w:val="Compact"/>
@@ -1299,7 +1691,9 @@
           </w:p>
         </w:tc>
         <w:tc>
-          <w:tcPr/>
+          <w:tcPr>
+            <w:tcW w:w="3896" w:type="dxa"/>
+          </w:tcPr>
           <w:p>
             <w:pPr>
               <w:pStyle w:val="Compact"/>
@@ -1310,7 +1704,9 @@
           </w:p>
         </w:tc>
         <w:tc>
-          <w:tcPr/>
+          <w:tcPr>
+            <w:tcW w:w="1191" w:type="dxa"/>
+          </w:tcPr>
           <w:p>
             <w:pPr>
               <w:pStyle w:val="Compact"/>
@@ -1322,8 +1718,13 @@
         </w:tc>
       </w:tr>
       <w:tr>
-        <w:tc>
-          <w:tcPr/>
+        <w:trPr>
+          <w:cantSplit/>
+        </w:trPr>
+        <w:tc>
+          <w:tcPr>
+            <w:tcW w:w="806" w:type="dxa"/>
+          </w:tcPr>
           <w:p>
             <w:pPr>
               <w:pStyle w:val="Compact"/>
@@ -1334,7 +1735,9 @@
           </w:p>
         </w:tc>
         <w:tc>
-          <w:tcPr/>
+          <w:tcPr>
+            <w:tcW w:w="3745" w:type="dxa"/>
+          </w:tcPr>
           <w:p>
             <w:pPr>
               <w:pStyle w:val="Compact"/>
@@ -1372,7 +1775,9 @@
           </w:p>
         </w:tc>
         <w:tc>
-          <w:tcPr/>
+          <w:tcPr>
+            <w:tcW w:w="3896" w:type="dxa"/>
+          </w:tcPr>
           <w:p>
             <w:pPr>
               <w:pStyle w:val="Compact"/>
@@ -1383,7 +1788,9 @@
           </w:p>
         </w:tc>
         <w:tc>
-          <w:tcPr/>
+          <w:tcPr>
+            <w:tcW w:w="1191" w:type="dxa"/>
+          </w:tcPr>
           <w:p>
             <w:pPr>
               <w:pStyle w:val="Compact"/>
@@ -1395,8 +1802,13 @@
         </w:tc>
       </w:tr>
       <w:tr>
-        <w:tc>
-          <w:tcPr/>
+        <w:trPr>
+          <w:cantSplit/>
+        </w:trPr>
+        <w:tc>
+          <w:tcPr>
+            <w:tcW w:w="806" w:type="dxa"/>
+          </w:tcPr>
           <w:p>
             <w:pPr>
               <w:pStyle w:val="Compact"/>
@@ -1407,7 +1819,9 @@
           </w:p>
         </w:tc>
         <w:tc>
-          <w:tcPr/>
+          <w:tcPr>
+            <w:tcW w:w="3745" w:type="dxa"/>
+          </w:tcPr>
           <w:p>
             <w:pPr>
               <w:pStyle w:val="Compact"/>
@@ -1457,7 +1871,9 @@
           </w:p>
         </w:tc>
         <w:tc>
-          <w:tcPr/>
+          <w:tcPr>
+            <w:tcW w:w="3896" w:type="dxa"/>
+          </w:tcPr>
           <w:p>
             <w:pPr>
               <w:pStyle w:val="Compact"/>
@@ -1468,7 +1884,9 @@
           </w:p>
         </w:tc>
         <w:tc>
-          <w:tcPr/>
+          <w:tcPr>
+            <w:tcW w:w="1191" w:type="dxa"/>
+          </w:tcPr>
           <w:p>
             <w:pPr>
               <w:pStyle w:val="Compact"/>
@@ -1480,8 +1898,13 @@
         </w:tc>
       </w:tr>
       <w:tr>
-        <w:tc>
-          <w:tcPr/>
+        <w:trPr>
+          <w:cantSplit/>
+        </w:trPr>
+        <w:tc>
+          <w:tcPr>
+            <w:tcW w:w="806" w:type="dxa"/>
+          </w:tcPr>
           <w:p>
             <w:pPr>
               <w:pStyle w:val="Compact"/>
@@ -1492,7 +1915,9 @@
           </w:p>
         </w:tc>
         <w:tc>
-          <w:tcPr/>
+          <w:tcPr>
+            <w:tcW w:w="3745" w:type="dxa"/>
+          </w:tcPr>
           <w:p>
             <w:pPr>
               <w:pStyle w:val="Compact"/>
@@ -1518,7 +1943,9 @@
           </w:p>
         </w:tc>
         <w:tc>
-          <w:tcPr/>
+          <w:tcPr>
+            <w:tcW w:w="3896" w:type="dxa"/>
+          </w:tcPr>
           <w:p>
             <w:pPr>
               <w:pStyle w:val="Compact"/>
@@ -1529,7 +1956,9 @@
           </w:p>
         </w:tc>
         <w:tc>
-          <w:tcPr/>
+          <w:tcPr>
+            <w:tcW w:w="1191" w:type="dxa"/>
+          </w:tcPr>
           <w:p>
             <w:pPr>
               <w:pStyle w:val="Compact"/>
@@ -1541,8 +1970,13 @@
         </w:tc>
       </w:tr>
       <w:tr>
-        <w:tc>
-          <w:tcPr/>
+        <w:trPr>
+          <w:cantSplit/>
+        </w:trPr>
+        <w:tc>
+          <w:tcPr>
+            <w:tcW w:w="806" w:type="dxa"/>
+          </w:tcPr>
           <w:p>
             <w:pPr>
               <w:pStyle w:val="Compact"/>
@@ -1553,7 +1987,9 @@
           </w:p>
         </w:tc>
         <w:tc>
-          <w:tcPr/>
+          <w:tcPr>
+            <w:tcW w:w="3745" w:type="dxa"/>
+          </w:tcPr>
           <w:p>
             <w:pPr>
               <w:pStyle w:val="Compact"/>
@@ -1582,7 +2018,9 @@
           </w:p>
         </w:tc>
         <w:tc>
-          <w:tcPr/>
+          <w:tcPr>
+            <w:tcW w:w="3896" w:type="dxa"/>
+          </w:tcPr>
           <w:p>
             <w:pPr>
               <w:pStyle w:val="Compact"/>
@@ -1593,7 +2031,9 @@
           </w:p>
         </w:tc>
         <w:tc>
-          <w:tcPr/>
+          <w:tcPr>
+            <w:tcW w:w="1191" w:type="dxa"/>
+          </w:tcPr>
           <w:p>
             <w:pPr>
               <w:pStyle w:val="Compact"/>
@@ -1605,8 +2045,13 @@
         </w:tc>
       </w:tr>
       <w:tr>
-        <w:tc>
-          <w:tcPr/>
+        <w:trPr>
+          <w:cantSplit/>
+        </w:trPr>
+        <w:tc>
+          <w:tcPr>
+            <w:tcW w:w="806" w:type="dxa"/>
+          </w:tcPr>
           <w:p>
             <w:pPr>
               <w:pStyle w:val="Compact"/>
@@ -1617,7 +2062,9 @@
           </w:p>
         </w:tc>
         <w:tc>
-          <w:tcPr/>
+          <w:tcPr>
+            <w:tcW w:w="3745" w:type="dxa"/>
+          </w:tcPr>
           <w:p>
             <w:pPr>
               <w:pStyle w:val="Compact"/>
@@ -1643,7 +2090,9 @@
           </w:p>
         </w:tc>
         <w:tc>
-          <w:tcPr/>
+          <w:tcPr>
+            <w:tcW w:w="3896" w:type="dxa"/>
+          </w:tcPr>
           <w:p>
             <w:pPr>
               <w:pStyle w:val="Compact"/>
@@ -1654,7 +2103,9 @@
           </w:p>
         </w:tc>
         <w:tc>
-          <w:tcPr/>
+          <w:tcPr>
+            <w:tcW w:w="1191" w:type="dxa"/>
+          </w:tcPr>
           <w:p>
             <w:pPr>
               <w:pStyle w:val="Compact"/>
@@ -1886,56 +2337,121 @@
     <w:tbl>
       <w:tblPr>
         <w:tblStyle w:val="Table"/>
-        <w:tblW w:type="pct" w:w="5000"/>
+        <w:tblW w:w="9638" w:type="dxa"/>
+        <w:tblBorders>
+          <w:top w:val="single" w:sz="4" w:space="0" w:color="CDD1D5"/>
+          <w:left w:val="single" w:sz="4" w:space="0" w:color="CDD1D5"/>
+          <w:bottom w:val="single" w:sz="4" w:space="0" w:color="CDD1D5"/>
+          <w:right w:val="single" w:sz="4" w:space="0" w:color="CDD1D5"/>
+          <w:insideH w:val="single" w:sz="4" w:space="0" w:color="CDD1D5"/>
+          <w:insideV w:val="single" w:sz="4" w:space="0" w:color="CDD1D5"/>
+        </w:tblBorders>
         <w:tblLayout w:type="fixed"/>
+        <w:tblCellMar>
+          <w:top w:w="50" w:type="dxa"/>
+          <w:left w:w="100" w:type="dxa"/>
+          <w:bottom w:w="50" w:type="dxa"/>
+          <w:right w:w="100" w:type="dxa"/>
+        </w:tblCellMar>
         <w:tblLook w:firstRow="1" w:lastRow="0" w:firstColumn="0" w:lastColumn="0" w:noHBand="0" w:noVBand="0" w:val="0020"/>
       </w:tblPr>
       <w:tblGrid>
-        <w:gridCol w:w="1902"/>
-        <w:gridCol w:w="1955"/>
-        <w:gridCol w:w="4061"/>
+        <w:gridCol w:w="2315"/>
+        <w:gridCol w:w="2380"/>
+        <w:gridCol w:w="4943"/>
       </w:tblGrid>
       <w:tr>
         <w:trPr>
+          <w:cantSplit/>
           <w:tblHeader w:val="on"/>
         </w:trPr>
         <w:tc>
-          <w:tcPr/>
-          <w:p>
-            <w:pPr>
-              <w:pStyle w:val="Compact"/>
-            </w:pPr>
-            <w:r>
+          <w:tcPr>
+            <w:tcW w:w="2315" w:type="dxa"/>
+            <w:tcBorders>
+              <w:top w:val="single" w:sz="4" w:space="0" w:color="90A9C6"/>
+              <w:left w:val="single" w:sz="4" w:space="0" w:color="90A9C6"/>
+              <w:bottom w:val="single" w:sz="4" w:space="0" w:color="90A9C6"/>
+              <w:right w:val="single" w:sz="4" w:space="0" w:color="90A9C6"/>
+            </w:tcBorders>
+            <w:shd w:val="clear" w:color="auto" w:fill="D6E0EB"/>
+            <w:vAlign w:val="center"/>
+          </w:tcPr>
+          <w:p>
+            <w:pPr>
+              <w:pStyle w:val="Compact"/>
+            </w:pPr>
+            <w:r>
+              <w:rPr>
+                <w:b/>
+                <w:bCs/>
+                <w:color w:val="131416"/>
+              </w:rPr>
               <w:t xml:space="preserve">영역</w:t>
             </w:r>
           </w:p>
         </w:tc>
         <w:tc>
-          <w:tcPr/>
-          <w:p>
-            <w:pPr>
-              <w:pStyle w:val="Compact"/>
-            </w:pPr>
-            <w:r>
+          <w:tcPr>
+            <w:tcW w:w="2380" w:type="dxa"/>
+            <w:tcBorders>
+              <w:top w:val="single" w:sz="4" w:space="0" w:color="90A9C6"/>
+              <w:left w:val="single" w:sz="4" w:space="0" w:color="90A9C6"/>
+              <w:bottom w:val="single" w:sz="4" w:space="0" w:color="90A9C6"/>
+              <w:right w:val="single" w:sz="4" w:space="0" w:color="90A9C6"/>
+            </w:tcBorders>
+            <w:shd w:val="clear" w:color="auto" w:fill="D6E0EB"/>
+            <w:vAlign w:val="center"/>
+          </w:tcPr>
+          <w:p>
+            <w:pPr>
+              <w:pStyle w:val="Compact"/>
+            </w:pPr>
+            <w:r>
+              <w:rPr>
+                <w:b/>
+                <w:bCs/>
+                <w:color w:val="131416"/>
+              </w:rPr>
               <w:t xml:space="preserve">소유자</w:t>
             </w:r>
           </w:p>
         </w:tc>
         <w:tc>
-          <w:tcPr/>
-          <w:p>
-            <w:pPr>
-              <w:pStyle w:val="Compact"/>
-            </w:pPr>
-            <w:r>
+          <w:tcPr>
+            <w:tcW w:w="4943" w:type="dxa"/>
+            <w:tcBorders>
+              <w:top w:val="single" w:sz="4" w:space="0" w:color="90A9C6"/>
+              <w:left w:val="single" w:sz="4" w:space="0" w:color="90A9C6"/>
+              <w:bottom w:val="single" w:sz="4" w:space="0" w:color="90A9C6"/>
+              <w:right w:val="single" w:sz="4" w:space="0" w:color="90A9C6"/>
+            </w:tcBorders>
+            <w:shd w:val="clear" w:color="auto" w:fill="D6E0EB"/>
+            <w:vAlign w:val="center"/>
+          </w:tcPr>
+          <w:p>
+            <w:pPr>
+              <w:pStyle w:val="Compact"/>
+            </w:pPr>
+            <w:r>
+              <w:rPr>
+                <w:b/>
+                <w:bCs/>
+                <w:color w:val="131416"/>
+              </w:rPr>
               <w:t xml:space="preserve">검토 주기</w:t>
             </w:r>
           </w:p>
         </w:tc>
       </w:tr>
       <w:tr>
-        <w:tc>
-          <w:tcPr/>
+        <w:trPr>
+          <w:cantSplit/>
+        </w:trPr>
+        <w:tc>
+          <w:tcPr>
+            <w:tcW w:w="2315" w:type="dxa"/>
+          </w:tcPr>
           <w:p>
             <w:pPr>
               <w:pStyle w:val="Compact"/>
@@ -1946,7 +2462,9 @@
           </w:p>
         </w:tc>
         <w:tc>
-          <w:tcPr/>
+          <w:tcPr>
+            <w:tcW w:w="2380" w:type="dxa"/>
+          </w:tcPr>
           <w:p>
             <w:pPr>
               <w:pStyle w:val="Compact"/>
@@ -1957,7 +2475,9 @@
           </w:p>
         </w:tc>
         <w:tc>
-          <w:tcPr/>
+          <w:tcPr>
+            <w:tcW w:w="4943" w:type="dxa"/>
+          </w:tcPr>
           <w:p>
             <w:pPr>
               <w:pStyle w:val="Compact"/>
@@ -1969,8 +2489,13 @@
         </w:tc>
       </w:tr>
       <w:tr>
-        <w:tc>
-          <w:tcPr/>
+        <w:trPr>
+          <w:cantSplit/>
+        </w:trPr>
+        <w:tc>
+          <w:tcPr>
+            <w:tcW w:w="2315" w:type="dxa"/>
+          </w:tcPr>
           <w:p>
             <w:pPr>
               <w:pStyle w:val="Compact"/>
@@ -1981,7 +2506,9 @@
           </w:p>
         </w:tc>
         <w:tc>
-          <w:tcPr/>
+          <w:tcPr>
+            <w:tcW w:w="2380" w:type="dxa"/>
+          </w:tcPr>
           <w:p>
             <w:pPr>
               <w:pStyle w:val="Compact"/>
@@ -1992,7 +2519,9 @@
           </w:p>
         </w:tc>
         <w:tc>
-          <w:tcPr/>
+          <w:tcPr>
+            <w:tcW w:w="4943" w:type="dxa"/>
+          </w:tcPr>
           <w:p>
             <w:pPr>
               <w:pStyle w:val="Compact"/>
@@ -2004,8 +2533,13 @@
         </w:tc>
       </w:tr>
       <w:tr>
-        <w:tc>
-          <w:tcPr/>
+        <w:trPr>
+          <w:cantSplit/>
+        </w:trPr>
+        <w:tc>
+          <w:tcPr>
+            <w:tcW w:w="2315" w:type="dxa"/>
+          </w:tcPr>
           <w:p>
             <w:pPr>
               <w:pStyle w:val="Compact"/>
@@ -2016,7 +2550,9 @@
           </w:p>
         </w:tc>
         <w:tc>
-          <w:tcPr/>
+          <w:tcPr>
+            <w:tcW w:w="2380" w:type="dxa"/>
+          </w:tcPr>
           <w:p>
             <w:pPr>
               <w:pStyle w:val="Compact"/>
@@ -2027,7 +2563,9 @@
           </w:p>
         </w:tc>
         <w:tc>
-          <w:tcPr/>
+          <w:tcPr>
+            <w:tcW w:w="4943" w:type="dxa"/>
+          </w:tcPr>
           <w:p>
             <w:pPr>
               <w:pStyle w:val="Compact"/>
@@ -2039,8 +2577,13 @@
         </w:tc>
       </w:tr>
       <w:tr>
-        <w:tc>
-          <w:tcPr/>
+        <w:trPr>
+          <w:cantSplit/>
+        </w:trPr>
+        <w:tc>
+          <w:tcPr>
+            <w:tcW w:w="2315" w:type="dxa"/>
+          </w:tcPr>
           <w:p>
             <w:pPr>
               <w:pStyle w:val="Compact"/>
@@ -2051,7 +2594,9 @@
           </w:p>
         </w:tc>
         <w:tc>
-          <w:tcPr/>
+          <w:tcPr>
+            <w:tcW w:w="2380" w:type="dxa"/>
+          </w:tcPr>
           <w:p>
             <w:pPr>
               <w:pStyle w:val="Compact"/>
@@ -2062,7 +2607,9 @@
           </w:p>
         </w:tc>
         <w:tc>
-          <w:tcPr/>
+          <w:tcPr>
+            <w:tcW w:w="4943" w:type="dxa"/>
+          </w:tcPr>
           <w:p>
             <w:pPr>
               <w:pStyle w:val="Compact"/>
@@ -2074,8 +2621,13 @@
         </w:tc>
       </w:tr>
       <w:tr>
-        <w:tc>
-          <w:tcPr/>
+        <w:trPr>
+          <w:cantSplit/>
+        </w:trPr>
+        <w:tc>
+          <w:tcPr>
+            <w:tcW w:w="2315" w:type="dxa"/>
+          </w:tcPr>
           <w:p>
             <w:pPr>
               <w:pStyle w:val="Compact"/>
@@ -2086,7 +2638,9 @@
           </w:p>
         </w:tc>
         <w:tc>
-          <w:tcPr/>
+          <w:tcPr>
+            <w:tcW w:w="2380" w:type="dxa"/>
+          </w:tcPr>
           <w:p>
             <w:pPr>
               <w:pStyle w:val="Compact"/>
@@ -2097,7 +2651,9 @@
           </w:p>
         </w:tc>
         <w:tc>
-          <w:tcPr/>
+          <w:tcPr>
+            <w:tcW w:w="4943" w:type="dxa"/>
+          </w:tcPr>
           <w:p>
             <w:pPr>
               <w:pStyle w:val="Compact"/>
@@ -2152,56 +2708,121 @@
     <w:tbl>
       <w:tblPr>
         <w:tblStyle w:val="Table"/>
-        <w:tblW w:type="pct" w:w="5000"/>
+        <w:tblW w:w="9638" w:type="dxa"/>
+        <w:tblBorders>
+          <w:top w:val="single" w:sz="4" w:space="0" w:color="CDD1D5"/>
+          <w:left w:val="single" w:sz="4" w:space="0" w:color="CDD1D5"/>
+          <w:bottom w:val="single" w:sz="4" w:space="0" w:color="CDD1D5"/>
+          <w:right w:val="single" w:sz="4" w:space="0" w:color="CDD1D5"/>
+          <w:insideH w:val="single" w:sz="4" w:space="0" w:color="CDD1D5"/>
+          <w:insideV w:val="single" w:sz="4" w:space="0" w:color="CDD1D5"/>
+        </w:tblBorders>
         <w:tblLayout w:type="fixed"/>
+        <w:tblCellMar>
+          <w:top w:w="50" w:type="dxa"/>
+          <w:left w:w="100" w:type="dxa"/>
+          <w:bottom w:w="50" w:type="dxa"/>
+          <w:right w:w="100" w:type="dxa"/>
+        </w:tblCellMar>
         <w:tblLook w:firstRow="1" w:lastRow="0" w:firstColumn="0" w:lastColumn="0" w:noHBand="0" w:noVBand="0" w:val="0020"/>
       </w:tblPr>
       <w:tblGrid>
-        <w:gridCol w:w="2445"/>
-        <w:gridCol w:w="3955"/>
-        <w:gridCol w:w="1518"/>
+        <w:gridCol w:w="2976"/>
+        <w:gridCol w:w="4814"/>
+        <w:gridCol w:w="1848"/>
       </w:tblGrid>
       <w:tr>
         <w:trPr>
+          <w:cantSplit/>
           <w:tblHeader w:val="on"/>
         </w:trPr>
         <w:tc>
-          <w:tcPr/>
-          <w:p>
-            <w:pPr>
-              <w:pStyle w:val="Compact"/>
-            </w:pPr>
-            <w:r>
+          <w:tcPr>
+            <w:tcW w:w="2976" w:type="dxa"/>
+            <w:tcBorders>
+              <w:top w:val="single" w:sz="4" w:space="0" w:color="90A9C6"/>
+              <w:left w:val="single" w:sz="4" w:space="0" w:color="90A9C6"/>
+              <w:bottom w:val="single" w:sz="4" w:space="0" w:color="90A9C6"/>
+              <w:right w:val="single" w:sz="4" w:space="0" w:color="90A9C6"/>
+            </w:tcBorders>
+            <w:shd w:val="clear" w:color="auto" w:fill="D6E0EB"/>
+            <w:vAlign w:val="center"/>
+          </w:tcPr>
+          <w:p>
+            <w:pPr>
+              <w:pStyle w:val="Compact"/>
+            </w:pPr>
+            <w:r>
+              <w:rPr>
+                <w:b/>
+                <w:bCs/>
+                <w:color w:val="131416"/>
+              </w:rPr>
               <w:t xml:space="preserve">문서번호</w:t>
             </w:r>
           </w:p>
         </w:tc>
         <w:tc>
-          <w:tcPr/>
-          <w:p>
-            <w:pPr>
-              <w:pStyle w:val="Compact"/>
-            </w:pPr>
-            <w:r>
+          <w:tcPr>
+            <w:tcW w:w="4814" w:type="dxa"/>
+            <w:tcBorders>
+              <w:top w:val="single" w:sz="4" w:space="0" w:color="90A9C6"/>
+              <w:left w:val="single" w:sz="4" w:space="0" w:color="90A9C6"/>
+              <w:bottom w:val="single" w:sz="4" w:space="0" w:color="90A9C6"/>
+              <w:right w:val="single" w:sz="4" w:space="0" w:color="90A9C6"/>
+            </w:tcBorders>
+            <w:shd w:val="clear" w:color="auto" w:fill="D6E0EB"/>
+            <w:vAlign w:val="center"/>
+          </w:tcPr>
+          <w:p>
+            <w:pPr>
+              <w:pStyle w:val="Compact"/>
+            </w:pPr>
+            <w:r>
+              <w:rPr>
+                <w:b/>
+                <w:bCs/>
+                <w:color w:val="131416"/>
+              </w:rPr>
               <w:t xml:space="preserve">문서</w:t>
             </w:r>
           </w:p>
         </w:tc>
         <w:tc>
-          <w:tcPr/>
-          <w:p>
-            <w:pPr>
-              <w:pStyle w:val="Compact"/>
-            </w:pPr>
-            <w:r>
+          <w:tcPr>
+            <w:tcW w:w="1848" w:type="dxa"/>
+            <w:tcBorders>
+              <w:top w:val="single" w:sz="4" w:space="0" w:color="90A9C6"/>
+              <w:left w:val="single" w:sz="4" w:space="0" w:color="90A9C6"/>
+              <w:bottom w:val="single" w:sz="4" w:space="0" w:color="90A9C6"/>
+              <w:right w:val="single" w:sz="4" w:space="0" w:color="90A9C6"/>
+            </w:tcBorders>
+            <w:shd w:val="clear" w:color="auto" w:fill="D6E0EB"/>
+            <w:vAlign w:val="center"/>
+          </w:tcPr>
+          <w:p>
+            <w:pPr>
+              <w:pStyle w:val="Compact"/>
+            </w:pPr>
+            <w:r>
+              <w:rPr>
+                <w:b/>
+                <w:bCs/>
+                <w:color w:val="131416"/>
+              </w:rPr>
               <w:t xml:space="preserve">형식</w:t>
             </w:r>
           </w:p>
         </w:tc>
       </w:tr>
       <w:tr>
-        <w:tc>
-          <w:tcPr/>
+        <w:trPr>
+          <w:cantSplit/>
+        </w:trPr>
+        <w:tc>
+          <w:tcPr>
+            <w:tcW w:w="2976" w:type="dxa"/>
+          </w:tcPr>
           <w:p>
             <w:pPr>
               <w:pStyle w:val="Compact"/>
@@ -2212,7 +2833,9 @@
           </w:p>
         </w:tc>
         <w:tc>
-          <w:tcPr/>
+          <w:tcPr>
+            <w:tcW w:w="4814" w:type="dxa"/>
+          </w:tcPr>
           <w:p>
             <w:pPr>
               <w:pStyle w:val="Compact"/>
@@ -2223,7 +2846,9 @@
           </w:p>
         </w:tc>
         <w:tc>
-          <w:tcPr/>
+          <w:tcPr>
+            <w:tcW w:w="1848" w:type="dxa"/>
+          </w:tcPr>
           <w:p>
             <w:pPr>
               <w:pStyle w:val="Compact"/>
@@ -2235,8 +2860,13 @@
         </w:tc>
       </w:tr>
       <w:tr>
-        <w:tc>
-          <w:tcPr/>
+        <w:trPr>
+          <w:cantSplit/>
+        </w:trPr>
+        <w:tc>
+          <w:tcPr>
+            <w:tcW w:w="2976" w:type="dxa"/>
+          </w:tcPr>
           <w:p>
             <w:pPr>
               <w:pStyle w:val="Compact"/>
@@ -2247,7 +2877,9 @@
           </w:p>
         </w:tc>
         <w:tc>
-          <w:tcPr/>
+          <w:tcPr>
+            <w:tcW w:w="4814" w:type="dxa"/>
+          </w:tcPr>
           <w:p>
             <w:pPr>
               <w:pStyle w:val="Compact"/>
@@ -2258,7 +2890,9 @@
           </w:p>
         </w:tc>
         <w:tc>
-          <w:tcPr/>
+          <w:tcPr>
+            <w:tcW w:w="1848" w:type="dxa"/>
+          </w:tcPr>
           <w:p>
             <w:pPr>
               <w:pStyle w:val="Compact"/>
@@ -2270,8 +2904,13 @@
         </w:tc>
       </w:tr>
       <w:tr>
-        <w:tc>
-          <w:tcPr/>
+        <w:trPr>
+          <w:cantSplit/>
+        </w:trPr>
+        <w:tc>
+          <w:tcPr>
+            <w:tcW w:w="2976" w:type="dxa"/>
+          </w:tcPr>
           <w:p>
             <w:pPr>
               <w:pStyle w:val="Compact"/>
@@ -2282,7 +2921,9 @@
           </w:p>
         </w:tc>
         <w:tc>
-          <w:tcPr/>
+          <w:tcPr>
+            <w:tcW w:w="4814" w:type="dxa"/>
+          </w:tcPr>
           <w:p>
             <w:pPr>
               <w:pStyle w:val="Compact"/>
@@ -2293,7 +2934,9 @@
           </w:p>
         </w:tc>
         <w:tc>
-          <w:tcPr/>
+          <w:tcPr>
+            <w:tcW w:w="1848" w:type="dxa"/>
+          </w:tcPr>
           <w:p>
             <w:pPr>
               <w:pStyle w:val="Compact"/>
@@ -2305,8 +2948,13 @@
         </w:tc>
       </w:tr>
       <w:tr>
-        <w:tc>
-          <w:tcPr/>
+        <w:trPr>
+          <w:cantSplit/>
+        </w:trPr>
+        <w:tc>
+          <w:tcPr>
+            <w:tcW w:w="2976" w:type="dxa"/>
+          </w:tcPr>
           <w:p>
             <w:pPr>
               <w:pStyle w:val="Compact"/>
@@ -2317,7 +2965,9 @@
           </w:p>
         </w:tc>
         <w:tc>
-          <w:tcPr/>
+          <w:tcPr>
+            <w:tcW w:w="4814" w:type="dxa"/>
+          </w:tcPr>
           <w:p>
             <w:pPr>
               <w:pStyle w:val="Compact"/>
@@ -2328,7 +2978,9 @@
           </w:p>
         </w:tc>
         <w:tc>
-          <w:tcPr/>
+          <w:tcPr>
+            <w:tcW w:w="1848" w:type="dxa"/>
+          </w:tcPr>
           <w:p>
             <w:pPr>
               <w:pStyle w:val="Compact"/>
@@ -2340,8 +2992,13 @@
         </w:tc>
       </w:tr>
       <w:tr>
-        <w:tc>
-          <w:tcPr/>
+        <w:trPr>
+          <w:cantSplit/>
+        </w:trPr>
+        <w:tc>
+          <w:tcPr>
+            <w:tcW w:w="2976" w:type="dxa"/>
+          </w:tcPr>
           <w:p>
             <w:pPr>
               <w:pStyle w:val="Compact"/>
@@ -2352,7 +3009,9 @@
           </w:p>
         </w:tc>
         <w:tc>
-          <w:tcPr/>
+          <w:tcPr>
+            <w:tcW w:w="4814" w:type="dxa"/>
+          </w:tcPr>
           <w:p>
             <w:pPr>
               <w:pStyle w:val="Compact"/>
@@ -2363,7 +3022,9 @@
           </w:p>
         </w:tc>
         <w:tc>
-          <w:tcPr/>
+          <w:tcPr>
+            <w:tcW w:w="1848" w:type="dxa"/>
+          </w:tcPr>
           <w:p>
             <w:pPr>
               <w:pStyle w:val="Compact"/>
@@ -2375,8 +3036,13 @@
         </w:tc>
       </w:tr>
       <w:tr>
-        <w:tc>
-          <w:tcPr/>
+        <w:trPr>
+          <w:cantSplit/>
+        </w:trPr>
+        <w:tc>
+          <w:tcPr>
+            <w:tcW w:w="2976" w:type="dxa"/>
+          </w:tcPr>
           <w:p>
             <w:pPr>
               <w:pStyle w:val="Compact"/>
@@ -2387,7 +3053,9 @@
           </w:p>
         </w:tc>
         <w:tc>
-          <w:tcPr/>
+          <w:tcPr>
+            <w:tcW w:w="4814" w:type="dxa"/>
+          </w:tcPr>
           <w:p>
             <w:pPr>
               <w:pStyle w:val="Compact"/>
@@ -2398,7 +3066,9 @@
           </w:p>
         </w:tc>
         <w:tc>
-          <w:tcPr/>
+          <w:tcPr>
+            <w:tcW w:w="1848" w:type="dxa"/>
+          </w:tcPr>
           <w:p>
             <w:pPr>
               <w:pStyle w:val="Compact"/>
@@ -2410,8 +3080,13 @@
         </w:tc>
       </w:tr>
       <w:tr>
-        <w:tc>
-          <w:tcPr/>
+        <w:trPr>
+          <w:cantSplit/>
+        </w:trPr>
+        <w:tc>
+          <w:tcPr>
+            <w:tcW w:w="2976" w:type="dxa"/>
+          </w:tcPr>
           <w:p>
             <w:pPr>
               <w:pStyle w:val="Compact"/>
@@ -2422,7 +3097,9 @@
           </w:p>
         </w:tc>
         <w:tc>
-          <w:tcPr/>
+          <w:tcPr>
+            <w:tcW w:w="4814" w:type="dxa"/>
+          </w:tcPr>
           <w:p>
             <w:pPr>
               <w:pStyle w:val="Compact"/>
@@ -2433,7 +3110,9 @@
           </w:p>
         </w:tc>
         <w:tc>
-          <w:tcPr/>
+          <w:tcPr>
+            <w:tcW w:w="1848" w:type="dxa"/>
+          </w:tcPr>
           <w:p>
             <w:pPr>
               <w:pStyle w:val="Compact"/>
@@ -2445,8 +3124,13 @@
         </w:tc>
       </w:tr>
       <w:tr>
-        <w:tc>
-          <w:tcPr/>
+        <w:trPr>
+          <w:cantSplit/>
+        </w:trPr>
+        <w:tc>
+          <w:tcPr>
+            <w:tcW w:w="2976" w:type="dxa"/>
+          </w:tcPr>
           <w:p>
             <w:pPr>
               <w:pStyle w:val="Compact"/>
@@ -2457,7 +3141,9 @@
           </w:p>
         </w:tc>
         <w:tc>
-          <w:tcPr/>
+          <w:tcPr>
+            <w:tcW w:w="4814" w:type="dxa"/>
+          </w:tcPr>
           <w:p>
             <w:pPr>
               <w:pStyle w:val="Compact"/>
@@ -2468,7 +3154,9 @@
           </w:p>
         </w:tc>
         <w:tc>
-          <w:tcPr/>
+          <w:tcPr>
+            <w:tcW w:w="1848" w:type="dxa"/>
+          </w:tcPr>
           <w:p>
             <w:pPr>
               <w:pStyle w:val="Compact"/>
@@ -2480,8 +3168,13 @@
         </w:tc>
       </w:tr>
       <w:tr>
-        <w:tc>
-          <w:tcPr/>
+        <w:trPr>
+          <w:cantSplit/>
+        </w:trPr>
+        <w:tc>
+          <w:tcPr>
+            <w:tcW w:w="2976" w:type="dxa"/>
+          </w:tcPr>
           <w:p>
             <w:pPr>
               <w:pStyle w:val="Compact"/>
@@ -2492,7 +3185,9 @@
           </w:p>
         </w:tc>
         <w:tc>
-          <w:tcPr/>
+          <w:tcPr>
+            <w:tcW w:w="4814" w:type="dxa"/>
+          </w:tcPr>
           <w:p>
             <w:pPr>
               <w:pStyle w:val="Compact"/>
@@ -2503,7 +3198,9 @@
           </w:p>
         </w:tc>
         <w:tc>
-          <w:tcPr/>
+          <w:tcPr>
+            <w:tcW w:w="1848" w:type="dxa"/>
+          </w:tcPr>
           <w:p>
             <w:pPr>
               <w:pStyle w:val="Compact"/>
@@ -2515,8 +3212,13 @@
         </w:tc>
       </w:tr>
       <w:tr>
-        <w:tc>
-          <w:tcPr/>
+        <w:trPr>
+          <w:cantSplit/>
+        </w:trPr>
+        <w:tc>
+          <w:tcPr>
+            <w:tcW w:w="2976" w:type="dxa"/>
+          </w:tcPr>
           <w:p>
             <w:pPr>
               <w:pStyle w:val="Compact"/>
@@ -2527,7 +3229,9 @@
           </w:p>
         </w:tc>
         <w:tc>
-          <w:tcPr/>
+          <w:tcPr>
+            <w:tcW w:w="4814" w:type="dxa"/>
+          </w:tcPr>
           <w:p>
             <w:pPr>
               <w:pStyle w:val="Compact"/>
@@ -2538,7 +3242,9 @@
           </w:p>
         </w:tc>
         <w:tc>
-          <w:tcPr/>
+          <w:tcPr>
+            <w:tcW w:w="1848" w:type="dxa"/>
+          </w:tcPr>
           <w:p>
             <w:pPr>
               <w:pStyle w:val="Compact"/>
@@ -2550,8 +3256,13 @@
         </w:tc>
       </w:tr>
       <w:tr>
-        <w:tc>
-          <w:tcPr/>
+        <w:trPr>
+          <w:cantSplit/>
+        </w:trPr>
+        <w:tc>
+          <w:tcPr>
+            <w:tcW w:w="2976" w:type="dxa"/>
+          </w:tcPr>
           <w:p>
             <w:pPr>
               <w:pStyle w:val="Compact"/>
@@ -2562,7 +3273,9 @@
           </w:p>
         </w:tc>
         <w:tc>
-          <w:tcPr/>
+          <w:tcPr>
+            <w:tcW w:w="4814" w:type="dxa"/>
+          </w:tcPr>
           <w:p>
             <w:pPr>
               <w:pStyle w:val="Compact"/>
@@ -2573,7 +3286,9 @@
           </w:p>
         </w:tc>
         <w:tc>
-          <w:tcPr/>
+          <w:tcPr>
+            <w:tcW w:w="1848" w:type="dxa"/>
+          </w:tcPr>
           <w:p>
             <w:pPr>
               <w:pStyle w:val="Compact"/>
@@ -2585,8 +3300,13 @@
         </w:tc>
       </w:tr>
       <w:tr>
-        <w:tc>
-          <w:tcPr/>
+        <w:trPr>
+          <w:cantSplit/>
+        </w:trPr>
+        <w:tc>
+          <w:tcPr>
+            <w:tcW w:w="2976" w:type="dxa"/>
+          </w:tcPr>
           <w:p>
             <w:pPr>
               <w:pStyle w:val="Compact"/>
@@ -2597,7 +3317,9 @@
           </w:p>
         </w:tc>
         <w:tc>
-          <w:tcPr/>
+          <w:tcPr>
+            <w:tcW w:w="4814" w:type="dxa"/>
+          </w:tcPr>
           <w:p>
             <w:pPr>
               <w:pStyle w:val="Compact"/>
@@ -2608,7 +3330,9 @@
           </w:p>
         </w:tc>
         <w:tc>
-          <w:tcPr/>
+          <w:tcPr>
+            <w:tcW w:w="1848" w:type="dxa"/>
+          </w:tcPr>
           <w:p>
             <w:pPr>
               <w:pStyle w:val="Compact"/>
@@ -2620,8 +3344,13 @@
         </w:tc>
       </w:tr>
       <w:tr>
-        <w:tc>
-          <w:tcPr/>
+        <w:trPr>
+          <w:cantSplit/>
+        </w:trPr>
+        <w:tc>
+          <w:tcPr>
+            <w:tcW w:w="2976" w:type="dxa"/>
+          </w:tcPr>
           <w:p>
             <w:pPr>
               <w:pStyle w:val="Compact"/>
@@ -2632,7 +3361,9 @@
           </w:p>
         </w:tc>
         <w:tc>
-          <w:tcPr/>
+          <w:tcPr>
+            <w:tcW w:w="4814" w:type="dxa"/>
+          </w:tcPr>
           <w:p>
             <w:pPr>
               <w:pStyle w:val="Compact"/>
@@ -2643,7 +3374,9 @@
           </w:p>
         </w:tc>
         <w:tc>
-          <w:tcPr/>
+          <w:tcPr>
+            <w:tcW w:w="1848" w:type="dxa"/>
+          </w:tcPr>
           <w:p>
             <w:pPr>
               <w:pStyle w:val="Compact"/>
@@ -2655,8 +3388,13 @@
         </w:tc>
       </w:tr>
       <w:tr>
-        <w:tc>
-          <w:tcPr/>
+        <w:trPr>
+          <w:cantSplit/>
+        </w:trPr>
+        <w:tc>
+          <w:tcPr>
+            <w:tcW w:w="2976" w:type="dxa"/>
+          </w:tcPr>
           <w:p>
             <w:pPr>
               <w:pStyle w:val="Compact"/>
@@ -2667,7 +3405,9 @@
           </w:p>
         </w:tc>
         <w:tc>
-          <w:tcPr/>
+          <w:tcPr>
+            <w:tcW w:w="4814" w:type="dxa"/>
+          </w:tcPr>
           <w:p>
             <w:pPr>
               <w:pStyle w:val="Compact"/>
@@ -2678,7 +3418,9 @@
           </w:p>
         </w:tc>
         <w:tc>
-          <w:tcPr/>
+          <w:tcPr>
+            <w:tcW w:w="1848" w:type="dxa"/>
+          </w:tcPr>
           <w:p>
             <w:pPr>
               <w:pStyle w:val="Compact"/>
@@ -2690,8 +3432,13 @@
         </w:tc>
       </w:tr>
       <w:tr>
-        <w:tc>
-          <w:tcPr/>
+        <w:trPr>
+          <w:cantSplit/>
+        </w:trPr>
+        <w:tc>
+          <w:tcPr>
+            <w:tcW w:w="2976" w:type="dxa"/>
+          </w:tcPr>
           <w:p>
             <w:pPr>
               <w:pStyle w:val="Compact"/>
@@ -2702,7 +3449,9 @@
           </w:p>
         </w:tc>
         <w:tc>
-          <w:tcPr/>
+          <w:tcPr>
+            <w:tcW w:w="4814" w:type="dxa"/>
+          </w:tcPr>
           <w:p>
             <w:pPr>
               <w:pStyle w:val="Compact"/>
@@ -2713,7 +3462,9 @@
           </w:p>
         </w:tc>
         <w:tc>
-          <w:tcPr/>
+          <w:tcPr>
+            <w:tcW w:w="1848" w:type="dxa"/>
+          </w:tcPr>
           <w:p>
             <w:pPr>
               <w:pStyle w:val="Compact"/>
@@ -2725,8 +3476,13 @@
         </w:tc>
       </w:tr>
       <w:tr>
-        <w:tc>
-          <w:tcPr/>
+        <w:trPr>
+          <w:cantSplit/>
+        </w:trPr>
+        <w:tc>
+          <w:tcPr>
+            <w:tcW w:w="2976" w:type="dxa"/>
+          </w:tcPr>
           <w:p>
             <w:pPr>
               <w:pStyle w:val="Compact"/>
@@ -2737,7 +3493,9 @@
           </w:p>
         </w:tc>
         <w:tc>
-          <w:tcPr/>
+          <w:tcPr>
+            <w:tcW w:w="4814" w:type="dxa"/>
+          </w:tcPr>
           <w:p>
             <w:pPr>
               <w:pStyle w:val="Compact"/>
@@ -2748,7 +3506,9 @@
           </w:p>
         </w:tc>
         <w:tc>
-          <w:tcPr/>
+          <w:tcPr>
+            <w:tcW w:w="1848" w:type="dxa"/>
+          </w:tcPr>
           <w:p>
             <w:pPr>
               <w:pStyle w:val="Compact"/>
@@ -2760,8 +3520,13 @@
         </w:tc>
       </w:tr>
       <w:tr>
-        <w:tc>
-          <w:tcPr/>
+        <w:trPr>
+          <w:cantSplit/>
+        </w:trPr>
+        <w:tc>
+          <w:tcPr>
+            <w:tcW w:w="2976" w:type="dxa"/>
+          </w:tcPr>
           <w:p>
             <w:pPr>
               <w:pStyle w:val="Compact"/>
@@ -2772,7 +3537,9 @@
           </w:p>
         </w:tc>
         <w:tc>
-          <w:tcPr/>
+          <w:tcPr>
+            <w:tcW w:w="4814" w:type="dxa"/>
+          </w:tcPr>
           <w:p>
             <w:pPr>
               <w:pStyle w:val="Compact"/>
@@ -2783,7 +3550,9 @@
           </w:p>
         </w:tc>
         <w:tc>
-          <w:tcPr/>
+          <w:tcPr>
+            <w:tcW w:w="1848" w:type="dxa"/>
+          </w:tcPr>
           <w:p>
             <w:pPr>
               <w:pStyle w:val="Compact"/>
@@ -2795,8 +3564,13 @@
         </w:tc>
       </w:tr>
       <w:tr>
-        <w:tc>
-          <w:tcPr/>
+        <w:trPr>
+          <w:cantSplit/>
+        </w:trPr>
+        <w:tc>
+          <w:tcPr>
+            <w:tcW w:w="2976" w:type="dxa"/>
+          </w:tcPr>
           <w:p>
             <w:pPr>
               <w:pStyle w:val="Compact"/>
@@ -2807,7 +3581,9 @@
           </w:p>
         </w:tc>
         <w:tc>
-          <w:tcPr/>
+          <w:tcPr>
+            <w:tcW w:w="4814" w:type="dxa"/>
+          </w:tcPr>
           <w:p>
             <w:pPr>
               <w:pStyle w:val="Compact"/>
@@ -2818,7 +3594,9 @@
           </w:p>
         </w:tc>
         <w:tc>
-          <w:tcPr/>
+          <w:tcPr>
+            <w:tcW w:w="1848" w:type="dxa"/>
+          </w:tcPr>
           <w:p>
             <w:pPr>
               <w:pStyle w:val="Compact"/>
@@ -2830,8 +3608,13 @@
         </w:tc>
       </w:tr>
       <w:tr>
-        <w:tc>
-          <w:tcPr/>
+        <w:trPr>
+          <w:cantSplit/>
+        </w:trPr>
+        <w:tc>
+          <w:tcPr>
+            <w:tcW w:w="2976" w:type="dxa"/>
+          </w:tcPr>
           <w:p>
             <w:pPr>
               <w:pStyle w:val="Compact"/>
@@ -2842,7 +3625,9 @@
           </w:p>
         </w:tc>
         <w:tc>
-          <w:tcPr/>
+          <w:tcPr>
+            <w:tcW w:w="4814" w:type="dxa"/>
+          </w:tcPr>
           <w:p>
             <w:pPr>
               <w:pStyle w:val="Compact"/>
@@ -2853,7 +3638,9 @@
           </w:p>
         </w:tc>
         <w:tc>
-          <w:tcPr/>
+          <w:tcPr>
+            <w:tcW w:w="1848" w:type="dxa"/>
+          </w:tcPr>
           <w:p>
             <w:pPr>
               <w:pStyle w:val="Compact"/>
@@ -2865,8 +3652,13 @@
         </w:tc>
       </w:tr>
       <w:tr>
-        <w:tc>
-          <w:tcPr/>
+        <w:trPr>
+          <w:cantSplit/>
+        </w:trPr>
+        <w:tc>
+          <w:tcPr>
+            <w:tcW w:w="2976" w:type="dxa"/>
+          </w:tcPr>
           <w:p>
             <w:pPr>
               <w:pStyle w:val="Compact"/>
@@ -2877,7 +3669,9 @@
           </w:p>
         </w:tc>
         <w:tc>
-          <w:tcPr/>
+          <w:tcPr>
+            <w:tcW w:w="4814" w:type="dxa"/>
+          </w:tcPr>
           <w:p>
             <w:pPr>
               <w:pStyle w:val="Compact"/>
@@ -2888,7 +3682,9 @@
           </w:p>
         </w:tc>
         <w:tc>
-          <w:tcPr/>
+          <w:tcPr>
+            <w:tcW w:w="1848" w:type="dxa"/>
+          </w:tcPr>
           <w:p>
             <w:pPr>
               <w:pStyle w:val="Compact"/>
@@ -2900,8 +3696,13 @@
         </w:tc>
       </w:tr>
       <w:tr>
-        <w:tc>
-          <w:tcPr/>
+        <w:trPr>
+          <w:cantSplit/>
+        </w:trPr>
+        <w:tc>
+          <w:tcPr>
+            <w:tcW w:w="2976" w:type="dxa"/>
+          </w:tcPr>
           <w:p>
             <w:pPr>
               <w:pStyle w:val="Compact"/>
@@ -2912,7 +3713,9 @@
           </w:p>
         </w:tc>
         <w:tc>
-          <w:tcPr/>
+          <w:tcPr>
+            <w:tcW w:w="4814" w:type="dxa"/>
+          </w:tcPr>
           <w:p>
             <w:pPr>
               <w:pStyle w:val="Compact"/>
@@ -2923,7 +3726,9 @@
           </w:p>
         </w:tc>
         <w:tc>
-          <w:tcPr/>
+          <w:tcPr>
+            <w:tcW w:w="1848" w:type="dxa"/>
+          </w:tcPr>
           <w:p>
             <w:pPr>
               <w:pStyle w:val="Compact"/>
